--- a/backend/template/Proprietor/Letter of Undertaking.docx
+++ b/backend/template/Proprietor/Letter of Undertaking.docx
@@ -41,36 +41,91 @@
         </w:rPr>
       </w:pPr>
       <w:r>
+        <w:rPr>
+          <w:rFonts w:asciiTheme="minorHAnsi" w:hAnsiTheme="minorHAnsi" w:cstheme="minorHAnsi"/>
+          <w:sz w:val="24"/>
+          <w:szCs w:val="24"/>
+        </w:rPr>
         <w:t>From</w:t>
       </w:r>
       <w:r>
+        <w:rPr>
+          <w:rFonts w:asciiTheme="minorHAnsi" w:hAnsiTheme="minorHAnsi" w:cstheme="minorHAnsi"/>
+          <w:sz w:val="24"/>
+          <w:szCs w:val="24"/>
+        </w:rPr>
         <w:tab/>
       </w:r>
       <w:r>
+        <w:rPr>
+          <w:rFonts w:asciiTheme="minorHAnsi" w:hAnsiTheme="minorHAnsi" w:cstheme="minorHAnsi"/>
+          <w:sz w:val="24"/>
+          <w:szCs w:val="24"/>
+        </w:rPr>
         <w:tab/>
       </w:r>
       <w:r>
+        <w:rPr>
+          <w:rFonts w:asciiTheme="minorHAnsi" w:hAnsiTheme="minorHAnsi" w:cstheme="minorHAnsi"/>
+          <w:sz w:val="24"/>
+          <w:szCs w:val="24"/>
+        </w:rPr>
         <w:tab/>
       </w:r>
       <w:r>
+        <w:rPr>
+          <w:rFonts w:asciiTheme="minorHAnsi" w:hAnsiTheme="minorHAnsi" w:cstheme="minorHAnsi"/>
+          <w:sz w:val="24"/>
+          <w:szCs w:val="24"/>
+        </w:rPr>
         <w:tab/>
       </w:r>
       <w:r>
+        <w:rPr>
+          <w:rFonts w:asciiTheme="minorHAnsi" w:hAnsiTheme="minorHAnsi" w:cstheme="minorHAnsi"/>
+          <w:sz w:val="24"/>
+          <w:szCs w:val="24"/>
+        </w:rPr>
         <w:tab/>
       </w:r>
       <w:r>
+        <w:rPr>
+          <w:rFonts w:asciiTheme="minorHAnsi" w:hAnsiTheme="minorHAnsi" w:cstheme="minorHAnsi"/>
+          <w:sz w:val="24"/>
+          <w:szCs w:val="24"/>
+        </w:rPr>
         <w:tab/>
       </w:r>
       <w:r>
+        <w:rPr>
+          <w:rFonts w:asciiTheme="minorHAnsi" w:hAnsiTheme="minorHAnsi" w:cstheme="minorHAnsi"/>
+          <w:sz w:val="24"/>
+          <w:szCs w:val="24"/>
+        </w:rPr>
         <w:tab/>
       </w:r>
       <w:r>
+        <w:rPr>
+          <w:rFonts w:asciiTheme="minorHAnsi" w:hAnsiTheme="minorHAnsi" w:cstheme="minorHAnsi"/>
+          <w:sz w:val="24"/>
+          <w:szCs w:val="24"/>
+        </w:rPr>
         <w:tab/>
       </w:r>
       <w:r>
+        <w:rPr>
+          <w:rFonts w:asciiTheme="minorHAnsi" w:hAnsiTheme="minorHAnsi" w:cstheme="minorHAnsi"/>
+          <w:sz w:val="24"/>
+          <w:szCs w:val="24"/>
+        </w:rPr>
         <w:tab/>
       </w:r>
       <w:r>
+        <w:rPr>
+          <w:rFonts w:asciiTheme="minorHAnsi" w:hAnsiTheme="minorHAnsi" w:cstheme="minorHAnsi"/>
+          <w:sz w:val="24"/>
+          <w:szCs w:val="24"/>
+        </w:rPr>
         <w:tab/>
         <w:t>Date: {{loan_date}}</w:t>
       </w:r>
@@ -87,33 +142,76 @@
         </w:rPr>
       </w:pPr>
       <w:r>
+        <w:rPr>
+          <w:rFonts w:asciiTheme="minorHAnsi" w:hAnsiTheme="minorHAnsi" w:cstheme="minorHAnsi"/>
+          <w:sz w:val="24"/>
+          <w:szCs w:val="24"/>
+        </w:rPr>
         <w:t xml:space="preserve">M/s. </w:t>
       </w:r>
       <w:r>
         <w:rPr>
+          <w:rFonts w:asciiTheme="minorHAnsi" w:hAnsiTheme="minorHAnsi" w:cstheme="minorHAnsi"/>
           <w:b/>
+          <w:sz w:val="24"/>
+          <w:szCs w:val="24"/>
         </w:rPr>
         <w:t>{{client_company_name}}</w:t>
       </w:r>
       <w:r>
+        <w:rPr>
+          <w:rFonts w:asciiTheme="minorHAnsi" w:hAnsiTheme="minorHAnsi" w:cstheme="minorHAnsi"/>
+          <w:sz w:val="24"/>
+          <w:szCs w:val="24"/>
+        </w:rPr>
         <w:t xml:space="preserve">, </w:t>
       </w:r>
       <w:r>
+        <w:rPr>
+          <w:rFonts w:asciiTheme="minorHAnsi" w:hAnsiTheme="minorHAnsi" w:cstheme="minorHAnsi"/>
+          <w:sz w:val="24"/>
+          <w:szCs w:val="24"/>
+        </w:rPr>
         <w:tab/>
       </w:r>
       <w:r>
+        <w:rPr>
+          <w:rFonts w:asciiTheme="minorHAnsi" w:hAnsiTheme="minorHAnsi" w:cstheme="minorHAnsi"/>
+          <w:sz w:val="24"/>
+          <w:szCs w:val="24"/>
+        </w:rPr>
         <w:tab/>
       </w:r>
       <w:r>
+        <w:rPr>
+          <w:rFonts w:asciiTheme="minorHAnsi" w:hAnsiTheme="minorHAnsi" w:cstheme="minorHAnsi"/>
+          <w:sz w:val="24"/>
+          <w:szCs w:val="24"/>
+        </w:rPr>
         <w:tab/>
       </w:r>
       <w:r>
+        <w:rPr>
+          <w:rFonts w:asciiTheme="minorHAnsi" w:hAnsiTheme="minorHAnsi" w:cstheme="minorHAnsi"/>
+          <w:sz w:val="24"/>
+          <w:szCs w:val="24"/>
+        </w:rPr>
         <w:tab/>
       </w:r>
       <w:r>
+        <w:rPr>
+          <w:rFonts w:asciiTheme="minorHAnsi" w:hAnsiTheme="minorHAnsi" w:cstheme="minorHAnsi"/>
+          <w:sz w:val="24"/>
+          <w:szCs w:val="24"/>
+        </w:rPr>
         <w:tab/>
       </w:r>
       <w:r>
+        <w:rPr>
+          <w:rFonts w:asciiTheme="minorHAnsi" w:hAnsiTheme="minorHAnsi" w:cstheme="minorHAnsi"/>
+          <w:sz w:val="24"/>
+          <w:szCs w:val="24"/>
+        </w:rPr>
         <w:tab/>
         <w:t>Place: {{place_name}}</w:t>
       </w:r>
@@ -130,6 +228,11 @@
         </w:rPr>
       </w:pPr>
       <w:r>
+        <w:rPr>
+          <w:rFonts w:asciiTheme="minorHAnsi" w:hAnsiTheme="minorHAnsi" w:cstheme="minorHAnsi"/>
+          <w:sz w:val="24"/>
+          <w:szCs w:val="24"/>
+        </w:rPr>
         <w:t>No. {{client_company_address}},</w:t>
       </w:r>
     </w:p>
@@ -178,15 +281,28 @@
         </w:rPr>
       </w:pPr>
       <w:r>
+        <w:rPr>
+          <w:rFonts w:asciiTheme="minorHAnsi" w:hAnsiTheme="minorHAnsi" w:cstheme="minorHAnsi"/>
+          <w:sz w:val="24"/>
+          <w:szCs w:val="24"/>
+        </w:rPr>
         <w:t xml:space="preserve">(1) {{name_title}} </w:t>
       </w:r>
       <w:r>
         <w:rPr>
+          <w:rFonts w:asciiTheme="minorHAnsi" w:hAnsiTheme="minorHAnsi" w:cstheme="minorHAnsi"/>
           <w:b/>
+          <w:sz w:val="24"/>
+          <w:szCs w:val="24"/>
         </w:rPr>
         <w:t>{{name}}</w:t>
       </w:r>
       <w:r>
+        <w:rPr>
+          <w:rFonts w:asciiTheme="minorHAnsi" w:hAnsiTheme="minorHAnsi" w:cstheme="minorHAnsi"/>
+          <w:sz w:val="24"/>
+          <w:szCs w:val="24"/>
+        </w:rPr>
         <w:t>, (PAN No. {{proprietor_pan}}), (Proprietor),</w:t>
       </w:r>
     </w:p>
@@ -202,6 +318,11 @@
         </w:rPr>
       </w:pPr>
       <w:r>
+        <w:rPr>
+          <w:rFonts w:asciiTheme="minorHAnsi" w:hAnsiTheme="minorHAnsi" w:cstheme="minorHAnsi"/>
+          <w:sz w:val="24"/>
+          <w:szCs w:val="24"/>
+        </w:rPr>
         <w:t>{{name_relation}}. {{father_name}}.</w:t>
       </w:r>
     </w:p>
@@ -250,15 +371,28 @@
         </w:rPr>
       </w:pPr>
       <w:r>
+        <w:rPr>
+          <w:rFonts w:asciiTheme="minorHAnsi" w:hAnsiTheme="minorHAnsi" w:cstheme="minorHAnsi"/>
+          <w:sz w:val="24"/>
+          <w:szCs w:val="24"/>
+        </w:rPr>
         <w:t xml:space="preserve">M/s. </w:t>
       </w:r>
       <w:r>
         <w:rPr>
+          <w:rFonts w:asciiTheme="minorHAnsi" w:hAnsiTheme="minorHAnsi" w:cstheme="minorHAnsi"/>
           <w:b/>
+          <w:sz w:val="24"/>
+          <w:szCs w:val="24"/>
         </w:rPr>
         <w:t>{{company_name}}</w:t>
       </w:r>
       <w:r>
+        <w:rPr>
+          <w:rFonts w:asciiTheme="minorHAnsi" w:hAnsiTheme="minorHAnsi" w:cstheme="minorHAnsi"/>
+          <w:sz w:val="24"/>
+          <w:szCs w:val="24"/>
+        </w:rPr>
         <w:t>, (PAN No. {{company_pan}})</w:t>
       </w:r>
     </w:p>
@@ -274,6 +408,11 @@
         </w:rPr>
       </w:pPr>
       <w:r>
+        <w:rPr>
+          <w:rFonts w:asciiTheme="minorHAnsi" w:hAnsiTheme="minorHAnsi" w:cstheme="minorHAnsi"/>
+          <w:sz w:val="24"/>
+          <w:szCs w:val="24"/>
+        </w:rPr>
         <w:t>No. {{company_address}},</w:t>
       </w:r>
     </w:p>
@@ -326,16 +465,29 @@
         </w:rPr>
       </w:pPr>
       <w:r>
+        <w:rPr>
+          <w:rFonts w:asciiTheme="minorHAnsi" w:hAnsiTheme="minorHAnsi" w:cstheme="minorHAnsi"/>
+          <w:sz w:val="24"/>
+          <w:szCs w:val="24"/>
+        </w:rPr>
         <w:t xml:space="preserve">This is to confirm that I/We have borrowed a sum of Rs. </w:t>
       </w:r>
       <w:r>
         <w:rPr>
+          <w:rFonts w:asciiTheme="minorHAnsi" w:hAnsiTheme="minorHAnsi" w:cstheme="minorHAnsi"/>
           <w:b/>
           <w:bCs/>
+          <w:sz w:val="24"/>
+          <w:szCs w:val="24"/>
         </w:rPr>
         <w:t>{{loan_amount}}</w:t>
       </w:r>
       <w:r>
+        <w:rPr>
+          <w:rFonts w:asciiTheme="minorHAnsi" w:hAnsiTheme="minorHAnsi" w:cstheme="minorHAnsi"/>
+          <w:sz w:val="24"/>
+          <w:szCs w:val="24"/>
+        </w:rPr>
         <w:t>/- (Rupees {{amount_text}} Only) under a Promissory Note executed by me/us in your favour today. I/We hereby undertake that;</w:t>
       </w:r>
     </w:p>
@@ -357,6 +509,11 @@
         </w:rPr>
       </w:pPr>
       <w:r>
+        <w:rPr>
+          <w:rFonts w:asciiTheme="minorHAnsi" w:hAnsiTheme="minorHAnsi" w:cstheme="minorHAnsi"/>
+          <w:sz w:val="24"/>
+          <w:szCs w:val="24"/>
+        </w:rPr>
         <w:t>I/We will repay the entire loan within {{no_of_periods}} {{period_plural}}.</w:t>
       </w:r>
     </w:p>
@@ -378,6 +535,11 @@
         </w:rPr>
       </w:pPr>
       <w:r>
+        <w:rPr>
+          <w:rFonts w:asciiTheme="minorHAnsi" w:hAnsiTheme="minorHAnsi" w:cstheme="minorHAnsi"/>
+          <w:sz w:val="24"/>
+          <w:szCs w:val="24"/>
+        </w:rPr>
         <w:t xml:space="preserve">I/We will pay interest/principal in equated {{period_term}} installments. The payments will be made to your Bank Account by RTGS or through cheques issued to you. </w:t>
       </w:r>
     </w:p>
@@ -611,6 +773,7 @@
           <w:szCs w:val="24"/>
           <w:lang w:val="en-US"/>
         </w:rPr>
+        <w:lastRenderedPageBreak/>
         <w:t xml:space="preserve">I/We further agree that since the amount has been borrowed by me/us for our business and since the transaction is commercial, any legal proceedings can be initiated and conducted on a Fast-Track Basis. </w:t>
       </w:r>
     </w:p>
@@ -638,7 +801,6 @@
           <w:szCs w:val="24"/>
           <w:lang w:val="en-US"/>
         </w:rPr>
-        <w:lastRenderedPageBreak/>
         <w:t xml:space="preserve">I/We further agree that I/We will be liable to pay additional interest @2% per month on the principal amount should I/we commit default in payment of the equated instalment of interest. </w:t>
       </w:r>
     </w:p>
@@ -885,6 +1047,7 @@
     <w:p>
       <w:pPr>
         <w:rPr>
+          <w:rFonts w:asciiTheme="minorHAnsi" w:hAnsiTheme="minorHAnsi" w:cstheme="minorHAnsi"/>
           <w:sz w:val="24"/>
           <w:szCs w:val="24"/>
         </w:rPr>
